--- a/modules/resume/O que eu perguntaria à recrutadora.docx
+++ b/modules/resume/O que eu perguntaria à recrutadora.docx
@@ -5,6 +5,547 @@
     <w:p>
       <w:pPr>
         <w:rPr>
+          <w:rFonts w:ascii="Segoe UI Emoji" w:hAnsi="Segoe UI Emoji" w:cs="Segoe UI Emoji"/>
+          <w:b/>
+          <w:bCs/>
+        </w:rPr>
+      </w:pPr>
+      <w:r>
+        <w:rPr>
+          <w:rFonts w:ascii="Segoe UI Emoji" w:hAnsi="Segoe UI Emoji" w:cs="Segoe UI Emoji"/>
+          <w:b/>
+          <w:bCs/>
+        </w:rPr>
+        <w:t>Fale sobre voce</w:t>
+      </w:r>
+    </w:p>
+    <w:p>
+      <w:pPr>
+        <w:rPr>
+          <w:rFonts w:ascii="Segoe UI Emoji" w:hAnsi="Segoe UI Emoji" w:cs="Segoe UI Emoji"/>
+          <w:b/>
+          <w:bCs/>
+        </w:rPr>
+      </w:pPr>
+      <w:r>
+        <w:rPr>
+          <w:rFonts w:ascii="Segoe UI Emoji" w:hAnsi="Segoe UI Emoji" w:cs="Segoe UI Emoji"/>
+          <w:b/>
+          <w:bCs/>
+        </w:rPr>
+        <w:t>Hoje eu sou um profissional de dados com formação em Estatística</w:t>
+      </w:r>
+      <w:r>
+        <w:rPr>
+          <w:rFonts w:ascii="Segoe UI Emoji" w:hAnsi="Segoe UI Emoji" w:cs="Segoe UI Emoji"/>
+          <w:b/>
+          <w:bCs/>
+        </w:rPr>
+        <w:t xml:space="preserve">, +5 anos de </w:t>
+      </w:r>
+      <w:r>
+        <w:rPr>
+          <w:rFonts w:ascii="Segoe UI Emoji" w:hAnsi="Segoe UI Emoji" w:cs="Segoe UI Emoji"/>
+          <w:b/>
+          <w:bCs/>
+        </w:rPr>
+        <w:t xml:space="preserve"> experiência atuando principalmente na interseção entre </w:t>
+      </w:r>
+      <w:r>
+        <w:rPr>
+          <w:rFonts w:ascii="Segoe UI Emoji" w:hAnsi="Segoe UI Emoji" w:cs="Segoe UI Emoji"/>
+          <w:b/>
+          <w:bCs/>
+        </w:rPr>
+        <w:t>Ciência de dados, análise de dados</w:t>
+      </w:r>
+      <w:r>
+        <w:rPr>
+          <w:rFonts w:ascii="Segoe UI Emoji" w:hAnsi="Segoe UI Emoji" w:cs="Segoe UI Emoji"/>
+          <w:b/>
+          <w:bCs/>
+        </w:rPr>
+        <w:t>, Engenharia de Dados, Python e automação de processos</w:t>
+      </w:r>
+      <w:r>
+        <w:rPr>
+          <w:rFonts w:ascii="Segoe UI Emoji" w:hAnsi="Segoe UI Emoji" w:cs="Segoe UI Emoji"/>
+          <w:b/>
+          <w:bCs/>
+        </w:rPr>
+        <w:t>.</w:t>
+      </w:r>
+    </w:p>
+    <w:p>
+      <w:pPr>
+        <w:rPr>
+          <w:rFonts w:ascii="Segoe UI Emoji" w:hAnsi="Segoe UI Emoji" w:cs="Segoe UI Emoji"/>
+          <w:b/>
+          <w:bCs/>
+        </w:rPr>
+      </w:pPr>
+      <w:r>
+        <w:rPr>
+          <w:rFonts w:ascii="Segoe UI Emoji" w:hAnsi="Segoe UI Emoji" w:cs="Segoe UI Emoji"/>
+          <w:b/>
+          <w:bCs/>
+        </w:rPr>
+        <w:t xml:space="preserve">Experiência com diversas tecnologias como </w:t>
+      </w:r>
+      <w:r>
+        <w:rPr>
+          <w:rFonts w:ascii="Segoe UI Emoji" w:hAnsi="Segoe UI Emoji" w:cs="Segoe UI Emoji"/>
+          <w:b/>
+          <w:bCs/>
+        </w:rPr>
+        <w:t>Python, SQL, R, Power BI</w:t>
+      </w:r>
+      <w:r>
+        <w:rPr>
+          <w:rFonts w:ascii="Segoe UI Emoji" w:hAnsi="Segoe UI Emoji" w:cs="Segoe UI Emoji"/>
+          <w:b/>
+          <w:bCs/>
+        </w:rPr>
+        <w:t>,</w:t>
+      </w:r>
+      <w:r>
+        <w:rPr>
+          <w:rFonts w:ascii="Segoe UI Emoji" w:hAnsi="Segoe UI Emoji" w:cs="Segoe UI Emoji"/>
+          <w:b/>
+          <w:bCs/>
+        </w:rPr>
+        <w:t xml:space="preserve"> Postgre</w:t>
+      </w:r>
+      <w:r>
+        <w:rPr>
+          <w:rFonts w:ascii="Segoe UI Emoji" w:hAnsi="Segoe UI Emoji" w:cs="Segoe UI Emoji"/>
+          <w:b/>
+          <w:bCs/>
+        </w:rPr>
+        <w:t>s</w:t>
+      </w:r>
+      <w:r>
+        <w:rPr>
+          <w:rFonts w:ascii="Segoe UI Emoji" w:hAnsi="Segoe UI Emoji" w:cs="Segoe UI Emoji"/>
+          <w:b/>
+          <w:bCs/>
+        </w:rPr>
+        <w:t xml:space="preserve">, aplicados à análise exploratória, visualização de dados, integração e transformação de informações, construção de pipelines e automação de processos. Experiência na criação de painéis e indicadores para monitoramento </w:t>
+      </w:r>
+      <w:r>
+        <w:rPr>
+          <w:rFonts w:ascii="Segoe UI Emoji" w:hAnsi="Segoe UI Emoji" w:cs="Segoe UI Emoji"/>
+          <w:b/>
+          <w:bCs/>
+        </w:rPr>
+        <w:t>de áreas de crédito, financeiras,  contabilidade.</w:t>
+      </w:r>
+    </w:p>
+    <w:p>
+      <w:pPr>
+        <w:rPr>
+          <w:rFonts w:ascii="Segoe UI Emoji" w:hAnsi="Segoe UI Emoji" w:cs="Segoe UI Emoji"/>
+          <w:b/>
+          <w:bCs/>
+        </w:rPr>
+      </w:pPr>
+      <w:r>
+        <w:rPr>
+          <w:rFonts w:ascii="Segoe UI Emoji" w:hAnsi="Segoe UI Emoji" w:cs="Segoe UI Emoji"/>
+          <w:b/>
+          <w:bCs/>
+        </w:rPr>
+        <w:t>Ao longo da minha trajetória, desenvolvi pipelines em Python para integração, transformação e validação de dados, além de soluções de automação utilizando Python e UiPath. Um exemplo foi a automação de um processo que envolvia mais de 5 mil associados, reduzindo atividades manuais e trazendo mais controle e rastreabilidade. Também participei de uma automação de atendimento que processou mais de 12 mil solicitações. Na Engenharia de Dados, desenvolvi um pipeline com Python, Luigi, SQL e PostgreSQL, estruturado para ser parametrizado, monitorado e escalável.</w:t>
+      </w:r>
+    </w:p>
+    <w:p>
+      <w:pPr>
+        <w:rPr>
+          <w:rFonts w:ascii="Segoe UI Emoji" w:hAnsi="Segoe UI Emoji" w:cs="Segoe UI Emoji"/>
+          <w:b/>
+          <w:bCs/>
+        </w:rPr>
+      </w:pPr>
+      <w:r>
+        <w:rPr>
+          <w:rFonts w:ascii="Segoe UI Emoji" w:hAnsi="Segoe UI Emoji" w:cs="Segoe UI Emoji"/>
+          <w:b/>
+          <w:bCs/>
+        </w:rPr>
+        <w:t>Essa experiência consolidou uma forma de trabalhar orientada a entender o problema, estruturar os dados, aplicar análise e tecnologia e transformar resultados em soluções práticas para o negócio.</w:t>
+      </w:r>
+    </w:p>
+    <w:p>
+      <w:pPr>
+        <w:rPr>
+          <w:rFonts w:ascii="Segoe UI Emoji" w:hAnsi="Segoe UI Emoji" w:cs="Segoe UI Emoji"/>
+          <w:b/>
+          <w:bCs/>
+        </w:rPr>
+      </w:pPr>
+      <w:r>
+        <w:rPr>
+          <w:rFonts w:ascii="Segoe UI Emoji" w:hAnsi="Segoe UI Emoji" w:cs="Segoe UI Emoji"/>
+          <w:b/>
+          <w:bCs/>
+        </w:rPr>
+        <w:t>Agora, busco justamente um próximo desafio em que eu possa aprofundar essa atuação com Python, automação, Engenharia de Dados, trabalhando em problemas diferentes e construindo soluções cada vez mais robustas e escaláveis</w:t>
+      </w:r>
+      <w:r>
+        <w:rPr>
+          <w:rFonts w:ascii="Segoe UI Emoji" w:hAnsi="Segoe UI Emoji" w:cs="Segoe UI Emoji"/>
+          <w:b/>
+          <w:bCs/>
+        </w:rPr>
+        <w:t xml:space="preserve"> visando</w:t>
+      </w:r>
+      <w:r>
+        <w:rPr>
+          <w:rFonts w:ascii="Segoe UI Emoji" w:hAnsi="Segoe UI Emoji" w:cs="Segoe UI Emoji"/>
+          <w:b/>
+          <w:bCs/>
+        </w:rPr>
+        <w:t xml:space="preserve"> </w:t>
+      </w:r>
+      <w:r>
+        <w:rPr>
+          <w:rFonts w:ascii="Segoe UI Emoji" w:hAnsi="Segoe UI Emoji" w:cs="Segoe UI Emoji"/>
+          <w:b/>
+          <w:bCs/>
+        </w:rPr>
+        <w:t>explicar comportamentos, antecipar cenários, identificar oportunidades, reduzir riscos, melhorar processos e apoiar decisões estratégicas.</w:t>
+      </w:r>
+    </w:p>
+    <w:p>
+      <w:pPr>
+        <w:rPr>
+          <w:rFonts w:ascii="Segoe UI Emoji" w:hAnsi="Segoe UI Emoji" w:cs="Segoe UI Emoji"/>
+          <w:b/>
+          <w:bCs/>
+        </w:rPr>
+      </w:pPr>
+      <w:r>
+        <w:rPr>
+          <w:rFonts w:ascii="Segoe UI Emoji" w:hAnsi="Segoe UI Emoji" w:cs="Segoe UI Emoji"/>
+          <w:b/>
+          <w:bCs/>
+        </w:rPr>
+        <w:t>Ampliar</w:t>
+      </w:r>
+      <w:r>
+        <w:rPr>
+          <w:rFonts w:ascii="Segoe UI Emoji" w:hAnsi="Segoe UI Emoji" w:cs="Segoe UI Emoji"/>
+          <w:b/>
+          <w:bCs/>
+        </w:rPr>
+        <w:t xml:space="preserve"> minha capacidade de transformar dados em inteligência e problemas de negócio em soluções orientadas a valor</w:t>
+      </w:r>
+      <w:r>
+        <w:rPr>
+          <w:rFonts w:ascii="Segoe UI Emoji" w:hAnsi="Segoe UI Emoji" w:cs="Segoe UI Emoji"/>
+          <w:b/>
+          <w:bCs/>
+        </w:rPr>
+        <w:t xml:space="preserve"> e decisões mais assertivas</w:t>
+      </w:r>
+      <w:r>
+        <w:rPr>
+          <w:rFonts w:ascii="Segoe UI Emoji" w:hAnsi="Segoe UI Emoji" w:cs="Segoe UI Emoji"/>
+          <w:b/>
+          <w:bCs/>
+        </w:rPr>
+        <w:t>.</w:t>
+      </w:r>
+    </w:p>
+    <w:p>
+      <w:pPr>
+        <w:rPr>
+          <w:rFonts w:ascii="Segoe UI Emoji" w:hAnsi="Segoe UI Emoji" w:cs="Segoe UI Emoji"/>
+          <w:b/>
+          <w:bCs/>
+        </w:rPr>
+      </w:pPr>
+    </w:p>
+    <w:p>
+      <w:pPr>
+        <w:rPr>
+          <w:rFonts w:ascii="Segoe UI Emoji" w:hAnsi="Segoe UI Emoji" w:cs="Segoe UI Emoji"/>
+          <w:b/>
+          <w:bCs/>
+        </w:rPr>
+      </w:pPr>
+      <w:r>
+        <w:rPr>
+          <w:rFonts w:ascii="Segoe UI Emoji" w:hAnsi="Segoe UI Emoji" w:cs="Segoe UI Emoji"/>
+          <w:b/>
+          <w:bCs/>
+        </w:rPr>
+        <w:t>Trabalhar na zalppy</w:t>
+      </w:r>
+    </w:p>
+    <w:p>
+      <w:pPr>
+        <w:rPr>
+          <w:rFonts w:ascii="Segoe UI Emoji" w:hAnsi="Segoe UI Emoji" w:cs="Segoe UI Emoji"/>
+          <w:b/>
+          <w:bCs/>
+        </w:rPr>
+      </w:pPr>
+      <w:r>
+        <w:rPr>
+          <w:rFonts w:ascii="Segoe UI Emoji" w:hAnsi="Segoe UI Emoji" w:cs="Segoe UI Emoji"/>
+          <w:b/>
+          <w:bCs/>
+        </w:rPr>
+        <w:t>Quero trabalhar na Zallpy porque vejo uma aderência muito grande entre a minha experiência e os desafios que quero assumir no próximo passo da minha carreira. Tenho experiência com Python, Engenharia de Dados, integração de sistemas, APIs e automação de processos, inclusive desenvolvendo soluções que reduziram atividades manuais e foram estruturadas para ganhar escala.</w:t>
+      </w:r>
+    </w:p>
+    <w:p>
+      <w:pPr>
+        <w:rPr>
+          <w:rFonts w:ascii="Segoe UI Emoji" w:hAnsi="Segoe UI Emoji" w:cs="Segoe UI Emoji"/>
+          <w:b/>
+          <w:bCs/>
+        </w:rPr>
+      </w:pPr>
+      <w:r>
+        <w:rPr>
+          <w:rFonts w:ascii="Segoe UI Emoji" w:hAnsi="Segoe UI Emoji" w:cs="Segoe UI Emoji"/>
+          <w:b/>
+          <w:bCs/>
+        </w:rPr>
+        <w:t>Ao mesmo tempo, quero ampliar minha experiência trabalhando em diferentes projetos e desafios tecnológicos. Acredito que posso contribuir com essa combinação de conhecimento técnico, Estatística e visão de negócio, enquanto continuo evoluindo principalmente em Python, Engenharia de Dados e automação.</w:t>
+      </w:r>
+    </w:p>
+    <w:p>
+      <w:pPr>
+        <w:rPr>
+          <w:rFonts w:ascii="Segoe UI Emoji" w:hAnsi="Segoe UI Emoji" w:cs="Segoe UI Emoji"/>
+          <w:b/>
+          <w:bCs/>
+        </w:rPr>
+      </w:pPr>
+    </w:p>
+    <w:p>
+      <w:pPr>
+        <w:rPr>
+          <w:rFonts w:ascii="Segoe UI Emoji" w:hAnsi="Segoe UI Emoji" w:cs="Segoe UI Emoji"/>
+          <w:b/>
+          <w:bCs/>
+        </w:rPr>
+      </w:pPr>
+      <w:r>
+        <w:rPr>
+          <w:rFonts w:ascii="Segoe UI Emoji" w:hAnsi="Segoe UI Emoji" w:cs="Segoe UI Emoji"/>
+          <w:b/>
+          <w:bCs/>
+        </w:rPr>
+        <w:lastRenderedPageBreak/>
+        <w:t>. História e crescimento</w:t>
+      </w:r>
+    </w:p>
+    <w:p>
+      <w:pPr>
+        <w:rPr>
+          <w:rFonts w:ascii="Segoe UI Emoji" w:hAnsi="Segoe UI Emoji" w:cs="Segoe UI Emoji"/>
+          <w:b/>
+          <w:bCs/>
+        </w:rPr>
+      </w:pPr>
+      <w:r>
+        <w:rPr>
+          <w:rFonts w:ascii="Segoe UI Emoji" w:hAnsi="Segoe UI Emoji" w:cs="Segoe UI Emoji"/>
+          <w:b/>
+          <w:bCs/>
+        </w:rPr>
+        <w:t>A Zallpy começou em 2009, inicialmente como uma empresa pequena. Segundo a própria companhia:</w:t>
+      </w:r>
+    </w:p>
+    <w:p>
+      <w:pPr>
+        <w:rPr>
+          <w:rFonts w:ascii="Segoe UI Emoji" w:hAnsi="Segoe UI Emoji" w:cs="Segoe UI Emoji"/>
+          <w:b/>
+          <w:bCs/>
+        </w:rPr>
+      </w:pPr>
+      <w:r>
+        <w:rPr>
+          <w:rFonts w:ascii="Segoe UI Emoji" w:hAnsi="Segoe UI Emoji" w:cs="Segoe UI Emoji"/>
+          <w:b/>
+          <w:bCs/>
+        </w:rPr>
+        <w:t>usar tecnologia para produzir resultados concretos para o negócio.</w:t>
+      </w:r>
+    </w:p>
+    <w:p>
+      <w:pPr>
+        <w:rPr>
+          <w:rFonts w:ascii="Segoe UI Emoji" w:hAnsi="Segoe UI Emoji" w:cs="Segoe UI Emoji"/>
+          <w:b/>
+          <w:bCs/>
+        </w:rPr>
+      </w:pPr>
+      <w:r>
+        <w:rPr>
+          <w:rFonts w:ascii="Segoe UI Emoji" w:hAnsi="Segoe UI Emoji" w:cs="Segoe UI Emoji"/>
+          <w:b/>
+          <w:bCs/>
+        </w:rPr>
+        <w:t>c</w:t>
+      </w:r>
+      <w:r>
+        <w:rPr>
+          <w:rFonts w:ascii="Segoe UI Emoji" w:hAnsi="Segoe UI Emoji" w:cs="Segoe UI Emoji"/>
+          <w:b/>
+          <w:bCs/>
+        </w:rPr>
+        <w:t>olaboração + autonomia + troca de conhecimento + foco em resultado.</w:t>
+      </w:r>
+    </w:p>
+    <w:p>
+      <w:pPr>
+        <w:rPr>
+          <w:rFonts w:ascii="Segoe UI Emoji" w:hAnsi="Segoe UI Emoji" w:cs="Segoe UI Emoji"/>
+          <w:b/>
+          <w:bCs/>
+        </w:rPr>
+      </w:pPr>
+      <w:r>
+        <w:rPr>
+          <w:rFonts w:ascii="Segoe UI Emoji" w:hAnsi="Segoe UI Emoji" w:cs="Segoe UI Emoji"/>
+          <w:b/>
+          <w:bCs/>
+        </w:rPr>
+        <w:t>"Business outcomes, engineered."</w:t>
+      </w:r>
+    </w:p>
+    <w:p>
+      <w:pPr>
+        <w:numPr>
+          <w:ilvl w:val="0"/>
+          <w:numId w:val="2"/>
+        </w:numPr>
+        <w:rPr>
+          <w:rFonts w:ascii="Segoe UI Emoji" w:hAnsi="Segoe UI Emoji" w:cs="Segoe UI Emoji"/>
+          <w:b/>
+          <w:bCs/>
+        </w:rPr>
+      </w:pPr>
+      <w:r>
+        <w:rPr>
+          <w:rFonts w:ascii="Segoe UI Emoji" w:hAnsi="Segoe UI Emoji" w:cs="Segoe UI Emoji"/>
+          <w:b/>
+          <w:bCs/>
+        </w:rPr>
+        <w:t xml:space="preserve">2009: início da empresa; </w:t>
+      </w:r>
+    </w:p>
+    <w:p>
+      <w:pPr>
+        <w:numPr>
+          <w:ilvl w:val="0"/>
+          <w:numId w:val="2"/>
+        </w:numPr>
+        <w:rPr>
+          <w:rFonts w:ascii="Segoe UI Emoji" w:hAnsi="Segoe UI Emoji" w:cs="Segoe UI Emoji"/>
+          <w:b/>
+          <w:bCs/>
+        </w:rPr>
+      </w:pPr>
+      <w:r>
+        <w:rPr>
+          <w:rFonts w:ascii="Segoe UI Emoji" w:hAnsi="Segoe UI Emoji" w:cs="Segoe UI Emoji"/>
+          <w:b/>
+          <w:bCs/>
+        </w:rPr>
+        <w:t xml:space="preserve">2015: chegou a 50 Zallpers; </w:t>
+      </w:r>
+    </w:p>
+    <w:p>
+      <w:pPr>
+        <w:numPr>
+          <w:ilvl w:val="0"/>
+          <w:numId w:val="2"/>
+        </w:numPr>
+        <w:rPr>
+          <w:rFonts w:ascii="Segoe UI Emoji" w:hAnsi="Segoe UI Emoji" w:cs="Segoe UI Emoji"/>
+          <w:b/>
+          <w:bCs/>
+        </w:rPr>
+      </w:pPr>
+      <w:r>
+        <w:rPr>
+          <w:rFonts w:ascii="Segoe UI Emoji" w:hAnsi="Segoe UI Emoji" w:cs="Segoe UI Emoji"/>
+          <w:b/>
+          <w:bCs/>
+        </w:rPr>
+        <w:t xml:space="preserve">2017: chegou a 100; </w:t>
+      </w:r>
+    </w:p>
+    <w:p>
+      <w:pPr>
+        <w:numPr>
+          <w:ilvl w:val="0"/>
+          <w:numId w:val="2"/>
+        </w:numPr>
+        <w:rPr>
+          <w:rFonts w:ascii="Segoe UI Emoji" w:hAnsi="Segoe UI Emoji" w:cs="Segoe UI Emoji"/>
+          <w:b/>
+          <w:bCs/>
+        </w:rPr>
+      </w:pPr>
+      <w:r>
+        <w:rPr>
+          <w:rFonts w:ascii="Segoe UI Emoji" w:hAnsi="Segoe UI Emoji" w:cs="Segoe UI Emoji"/>
+          <w:b/>
+          <w:bCs/>
+        </w:rPr>
+        <w:t xml:space="preserve">2022: ultrapassou 400; </w:t>
+      </w:r>
+    </w:p>
+    <w:p>
+      <w:pPr>
+        <w:numPr>
+          <w:ilvl w:val="0"/>
+          <w:numId w:val="2"/>
+        </w:numPr>
+        <w:rPr>
+          <w:rFonts w:ascii="Segoe UI Emoji" w:hAnsi="Segoe UI Emoji" w:cs="Segoe UI Emoji"/>
+          <w:b/>
+          <w:bCs/>
+        </w:rPr>
+      </w:pPr>
+      <w:r>
+        <w:rPr>
+          <w:rFonts w:ascii="Segoe UI Emoji" w:hAnsi="Segoe UI Emoji" w:cs="Segoe UI Emoji"/>
+          <w:b/>
+          <w:bCs/>
+        </w:rPr>
+        <w:t>2026: mais de 700 Zallpers espalhados pelo Brasil e pelo mundo.</w:t>
+      </w:r>
+    </w:p>
+    <w:p>
+      <w:pPr>
+        <w:rPr>
+          <w:rFonts w:ascii="Segoe UI Emoji" w:hAnsi="Segoe UI Emoji" w:cs="Segoe UI Emoji"/>
+          <w:b/>
+          <w:bCs/>
+        </w:rPr>
+      </w:pPr>
+    </w:p>
+    <w:p>
+      <w:pPr>
+        <w:rPr>
+          <w:rFonts w:ascii="Segoe UI Emoji" w:hAnsi="Segoe UI Emoji" w:cs="Segoe UI Emoji"/>
+          <w:b/>
+          <w:bCs/>
+        </w:rPr>
+      </w:pPr>
+    </w:p>
+    <w:p>
+      <w:pPr>
+        <w:rPr>
           <w:b/>
           <w:bCs/>
         </w:rPr>
@@ -66,14 +607,7 @@
         </w:numPr>
       </w:pPr>
       <w:r>
-        <w:rPr>
-          <w:b/>
-          <w:bCs/>
-        </w:rPr>
-        <w:t>Qual é o valor médio líquido mensal após INSS, taxa da cooperativa e demais descontos?</w:t>
-      </w:r>
-      <w:r>
-        <w:t xml:space="preserve"> </w:t>
+        <w:t>Salário em relação as 168 horas são pagos integralmente?</w:t>
       </w:r>
     </w:p>
     <w:p>
@@ -88,7 +622,7 @@
           <w:b/>
           <w:bCs/>
         </w:rPr>
-        <w:t>Existe taxa administrativa da cooperativa? Qual percentual?</w:t>
+        <w:t>Qual é o valor médio líquido mensal após INSS, taxa da cooperativa e demais descontos?</w:t>
       </w:r>
       <w:r>
         <w:t xml:space="preserve"> </w:t>
@@ -102,14 +636,7 @@
         </w:numPr>
       </w:pPr>
       <w:r>
-        <w:rPr>
-          <w:b/>
-          <w:bCs/>
-        </w:rPr>
-        <w:t>Quais benefícios estão incluídos nos R$ 70/h?</w:t>
-      </w:r>
-      <w:r>
-        <w:t xml:space="preserve"> </w:t>
+        <w:t>3% de taxa + inss</w:t>
       </w:r>
     </w:p>
     <w:p>
@@ -120,14 +647,7 @@
         </w:numPr>
       </w:pPr>
       <w:r>
-        <w:rPr>
-          <w:b/>
-          <w:bCs/>
-        </w:rPr>
-        <w:t>Existe plano de saúde e/ou vale-alimentação?</w:t>
-      </w:r>
-      <w:r>
-        <w:t xml:space="preserve"> </w:t>
+        <w:t>Retenção do IR na fonte?</w:t>
       </w:r>
     </w:p>
     <w:p>
@@ -138,14 +658,7 @@
         </w:numPr>
       </w:pPr>
       <w:r>
-        <w:rPr>
-          <w:b/>
-          <w:bCs/>
-        </w:rPr>
-        <w:t>Como funciona o pagamento durante férias ou períodos sem alocação?</w:t>
-      </w:r>
-      <w:r>
-        <w:t xml:space="preserve"> </w:t>
+        <w:t>Repouso anual remunerado?</w:t>
       </w:r>
     </w:p>
     <w:p>
@@ -156,14 +669,7 @@
         </w:numPr>
       </w:pPr>
       <w:r>
-        <w:rPr>
-          <w:b/>
-          <w:bCs/>
-        </w:rPr>
-        <w:t>Qual é o prazo de contrato e como funciona a rescisão?</w:t>
-      </w:r>
-      <w:r>
-        <w:t xml:space="preserve"> </w:t>
+        <w:t>Como são tratadas horas extras?</w:t>
       </w:r>
     </w:p>
     <w:p>
@@ -174,6 +680,141 @@
         </w:numPr>
       </w:pPr>
       <w:r>
+        <w:t>Como funciona o modelo de contrato, contrato anual ? Como funciona o reajuste?</w:t>
+      </w:r>
+    </w:p>
+    <w:p>
+      <w:pPr>
+        <w:numPr>
+          <w:ilvl w:val="0"/>
+          <w:numId w:val="1"/>
+        </w:numPr>
+      </w:pPr>
+      <w:r>
+        <w:t>Existe algum tipo de aviso prévio, multa ou alguma penalidade para saída do cooperado?</w:t>
+      </w:r>
+    </w:p>
+    <w:p>
+      <w:pPr>
+        <w:numPr>
+          <w:ilvl w:val="0"/>
+          <w:numId w:val="1"/>
+        </w:numPr>
+      </w:pPr>
+      <w:r>
+        <w:t>Responsável pela gestão, avaliação de desempenho e definição de atividades?</w:t>
+      </w:r>
+    </w:p>
+    <w:p>
+      <w:pPr>
+        <w:numPr>
+          <w:ilvl w:val="0"/>
+          <w:numId w:val="1"/>
+        </w:numPr>
+      </w:pPr>
+      <w:r>
+        <w:t>Existe algum tipo de PLR?</w:t>
+      </w:r>
+    </w:p>
+    <w:p>
+      <w:pPr>
+        <w:numPr>
+          <w:ilvl w:val="0"/>
+          <w:numId w:val="1"/>
+        </w:numPr>
+      </w:pPr>
+      <w:r>
+        <w:rPr>
+          <w:b/>
+          <w:bCs/>
+        </w:rPr>
+        <w:t>Existe taxa administrativa da cooperativa? Qual percentual?</w:t>
+      </w:r>
+      <w:r>
+        <w:t xml:space="preserve"> </w:t>
+      </w:r>
+    </w:p>
+    <w:p>
+      <w:pPr>
+        <w:numPr>
+          <w:ilvl w:val="0"/>
+          <w:numId w:val="1"/>
+        </w:numPr>
+      </w:pPr>
+      <w:r>
+        <w:rPr>
+          <w:b/>
+          <w:bCs/>
+        </w:rPr>
+        <w:t>Quais benefícios estão incluídos nos R$ 70/h?</w:t>
+      </w:r>
+      <w:r>
+        <w:t xml:space="preserve"> </w:t>
+      </w:r>
+    </w:p>
+    <w:p>
+      <w:pPr>
+        <w:numPr>
+          <w:ilvl w:val="0"/>
+          <w:numId w:val="1"/>
+        </w:numPr>
+      </w:pPr>
+      <w:r>
+        <w:rPr>
+          <w:b/>
+          <w:bCs/>
+        </w:rPr>
+        <w:t>Existe plano de saúde e/ou vale-alimentação?</w:t>
+      </w:r>
+      <w:r>
+        <w:t xml:space="preserve"> </w:t>
+      </w:r>
+    </w:p>
+    <w:p>
+      <w:pPr>
+        <w:numPr>
+          <w:ilvl w:val="0"/>
+          <w:numId w:val="1"/>
+        </w:numPr>
+      </w:pPr>
+      <w:r>
+        <w:rPr>
+          <w:b/>
+          <w:bCs/>
+        </w:rPr>
+        <w:lastRenderedPageBreak/>
+        <w:t>Como funciona o pagamento durante férias ou períodos sem alocação?</w:t>
+      </w:r>
+      <w:r>
+        <w:t xml:space="preserve"> </w:t>
+      </w:r>
+    </w:p>
+    <w:p>
+      <w:pPr>
+        <w:numPr>
+          <w:ilvl w:val="0"/>
+          <w:numId w:val="1"/>
+        </w:numPr>
+      </w:pPr>
+      <w:r>
+        <w:rPr>
+          <w:b/>
+          <w:bCs/>
+        </w:rPr>
+        <w:t>Qual é o prazo de contrato e como funciona a rescisão?</w:t>
+      </w:r>
+      <w:r>
+        <w:t xml:space="preserve"> </w:t>
+      </w:r>
+    </w:p>
+    <w:p>
+      <w:pPr>
+        <w:numPr>
+          <w:ilvl w:val="0"/>
+          <w:numId w:val="1"/>
+        </w:numPr>
+      </w:pPr>
+      <w:r>
         <w:rPr>
           <w:b/>
           <w:bCs/>
@@ -195,23 +836,7 @@
           <w:b/>
           <w:bCs/>
         </w:rPr>
-        <w:t xml:space="preserve">"Como funciona a relação entre a cooperativa, a </w:t>
-      </w:r>
-      <w:proofErr w:type="spellStart"/>
-      <w:r>
-        <w:rPr>
-          <w:b/>
-          <w:bCs/>
-        </w:rPr>
-        <w:t>Zallpy</w:t>
-      </w:r>
-      <w:proofErr w:type="spellEnd"/>
-      <w:r>
-        <w:rPr>
-          <w:b/>
-          <w:bCs/>
-        </w:rPr>
-        <w:t xml:space="preserve"> e o cliente final? Quem será meu gestor e quem será responsável pela definição das atividades?"</w:t>
+        <w:t>"Como funciona a relação entre a cooperativa, a Zallpy e o cliente final? Quem será meu gestor e quem será responsável pela definição das atividades?"</w:t>
       </w:r>
     </w:p>
     <w:p>
@@ -222,7 +847,7 @@
     <w:p>
       <w:r>
         <w:pict w14:anchorId="29A2F9E0">
-          <v:rect id="_x0000_i1031" style="width:0;height:1.5pt" o:hralign="center" o:hrstd="t" o:hr="t" fillcolor="#a0a0a0" stroked="f"/>
+          <v:rect id="_x0000_i1025" style="width:0;height:1.5pt" o:hralign="center" o:hrstd="t" o:hr="t" fillcolor="#a0a0a0" stroked="f"/>
         </w:pict>
       </w:r>
     </w:p>
@@ -304,23 +929,7 @@
           <w:b/>
           <w:bCs/>
         </w:rPr>
-        <w:t xml:space="preserve">os benefícios que a </w:t>
-      </w:r>
-      <w:proofErr w:type="spellStart"/>
-      <w:r>
-        <w:rPr>
-          <w:b/>
-          <w:bCs/>
-        </w:rPr>
-        <w:t>Zallpy</w:t>
-      </w:r>
-      <w:proofErr w:type="spellEnd"/>
-      <w:r>
-        <w:rPr>
-          <w:b/>
-          <w:bCs/>
-        </w:rPr>
-        <w:t xml:space="preserve"> ofereceu (ou a resposta da recrutadora sobre o cooperado)</w:t>
+        <w:t>os benefícios que a Zallpy ofereceu (ou a resposta da recrutadora sobre o cooperado)</w:t>
       </w:r>
       <w:r>
         <w:t xml:space="preserve">, eu consigo calcular para você um </w:t>
@@ -462,8 +1071,160 @@
       </w:pPr>
     </w:lvl>
   </w:abstractNum>
+  <w:abstractNum w:abstractNumId="1" w15:restartNumberingAfterBreak="0">
+    <w:nsid w:val="6F09042C"/>
+    <w:multiLevelType w:val="multilevel"/>
+    <w:tmpl w:val="7656595A"/>
+    <w:lvl w:ilvl="0">
+      <w:start w:val="1"/>
+      <w:numFmt w:val="bullet"/>
+      <w:lvlText w:val=""/>
+      <w:lvlJc w:val="left"/>
+      <w:pPr>
+        <w:tabs>
+          <w:tab w:val="num" w:pos="720"/>
+        </w:tabs>
+        <w:ind w:left="720" w:hanging="360"/>
+      </w:pPr>
+      <w:rPr>
+        <w:rFonts w:ascii="Symbol" w:hAnsi="Symbol" w:hint="default"/>
+        <w:sz w:val="20"/>
+      </w:rPr>
+    </w:lvl>
+    <w:lvl w:ilvl="1" w:tentative="1">
+      <w:start w:val="1"/>
+      <w:numFmt w:val="bullet"/>
+      <w:lvlText w:val="o"/>
+      <w:lvlJc w:val="left"/>
+      <w:pPr>
+        <w:tabs>
+          <w:tab w:val="num" w:pos="1440"/>
+        </w:tabs>
+        <w:ind w:left="1440" w:hanging="360"/>
+      </w:pPr>
+      <w:rPr>
+        <w:rFonts w:ascii="Courier New" w:hAnsi="Courier New" w:hint="default"/>
+        <w:sz w:val="20"/>
+      </w:rPr>
+    </w:lvl>
+    <w:lvl w:ilvl="2" w:tentative="1">
+      <w:start w:val="1"/>
+      <w:numFmt w:val="bullet"/>
+      <w:lvlText w:val=""/>
+      <w:lvlJc w:val="left"/>
+      <w:pPr>
+        <w:tabs>
+          <w:tab w:val="num" w:pos="2160"/>
+        </w:tabs>
+        <w:ind w:left="2160" w:hanging="360"/>
+      </w:pPr>
+      <w:rPr>
+        <w:rFonts w:ascii="Wingdings" w:hAnsi="Wingdings" w:hint="default"/>
+        <w:sz w:val="20"/>
+      </w:rPr>
+    </w:lvl>
+    <w:lvl w:ilvl="3" w:tentative="1">
+      <w:start w:val="1"/>
+      <w:numFmt w:val="bullet"/>
+      <w:lvlText w:val=""/>
+      <w:lvlJc w:val="left"/>
+      <w:pPr>
+        <w:tabs>
+          <w:tab w:val="num" w:pos="2880"/>
+        </w:tabs>
+        <w:ind w:left="2880" w:hanging="360"/>
+      </w:pPr>
+      <w:rPr>
+        <w:rFonts w:ascii="Wingdings" w:hAnsi="Wingdings" w:hint="default"/>
+        <w:sz w:val="20"/>
+      </w:rPr>
+    </w:lvl>
+    <w:lvl w:ilvl="4" w:tentative="1">
+      <w:start w:val="1"/>
+      <w:numFmt w:val="bullet"/>
+      <w:lvlText w:val=""/>
+      <w:lvlJc w:val="left"/>
+      <w:pPr>
+        <w:tabs>
+          <w:tab w:val="num" w:pos="3600"/>
+        </w:tabs>
+        <w:ind w:left="3600" w:hanging="360"/>
+      </w:pPr>
+      <w:rPr>
+        <w:rFonts w:ascii="Wingdings" w:hAnsi="Wingdings" w:hint="default"/>
+        <w:sz w:val="20"/>
+      </w:rPr>
+    </w:lvl>
+    <w:lvl w:ilvl="5" w:tentative="1">
+      <w:start w:val="1"/>
+      <w:numFmt w:val="bullet"/>
+      <w:lvlText w:val=""/>
+      <w:lvlJc w:val="left"/>
+      <w:pPr>
+        <w:tabs>
+          <w:tab w:val="num" w:pos="4320"/>
+        </w:tabs>
+        <w:ind w:left="4320" w:hanging="360"/>
+      </w:pPr>
+      <w:rPr>
+        <w:rFonts w:ascii="Wingdings" w:hAnsi="Wingdings" w:hint="default"/>
+        <w:sz w:val="20"/>
+      </w:rPr>
+    </w:lvl>
+    <w:lvl w:ilvl="6" w:tentative="1">
+      <w:start w:val="1"/>
+      <w:numFmt w:val="bullet"/>
+      <w:lvlText w:val=""/>
+      <w:lvlJc w:val="left"/>
+      <w:pPr>
+        <w:tabs>
+          <w:tab w:val="num" w:pos="5040"/>
+        </w:tabs>
+        <w:ind w:left="5040" w:hanging="360"/>
+      </w:pPr>
+      <w:rPr>
+        <w:rFonts w:ascii="Wingdings" w:hAnsi="Wingdings" w:hint="default"/>
+        <w:sz w:val="20"/>
+      </w:rPr>
+    </w:lvl>
+    <w:lvl w:ilvl="7" w:tentative="1">
+      <w:start w:val="1"/>
+      <w:numFmt w:val="bullet"/>
+      <w:lvlText w:val=""/>
+      <w:lvlJc w:val="left"/>
+      <w:pPr>
+        <w:tabs>
+          <w:tab w:val="num" w:pos="5760"/>
+        </w:tabs>
+        <w:ind w:left="5760" w:hanging="360"/>
+      </w:pPr>
+      <w:rPr>
+        <w:rFonts w:ascii="Wingdings" w:hAnsi="Wingdings" w:hint="default"/>
+        <w:sz w:val="20"/>
+      </w:rPr>
+    </w:lvl>
+    <w:lvl w:ilvl="8" w:tentative="1">
+      <w:start w:val="1"/>
+      <w:numFmt w:val="bullet"/>
+      <w:lvlText w:val=""/>
+      <w:lvlJc w:val="left"/>
+      <w:pPr>
+        <w:tabs>
+          <w:tab w:val="num" w:pos="6480"/>
+        </w:tabs>
+        <w:ind w:left="6480" w:hanging="360"/>
+      </w:pPr>
+      <w:rPr>
+        <w:rFonts w:ascii="Wingdings" w:hAnsi="Wingdings" w:hint="default"/>
+        <w:sz w:val="20"/>
+      </w:rPr>
+    </w:lvl>
+  </w:abstractNum>
   <w:num w:numId="1" w16cid:durableId="1369069688">
     <w:abstractNumId w:val="0"/>
+  </w:num>
+  <w:num w:numId="2" w16cid:durableId="469710206">
+    <w:abstractNumId w:val="1"/>
   </w:num>
 </w:numbering>
 </file>
